--- a/doc/mlw-storage_Removable_Storage.docx
+++ b/doc/mlw-storage_Removable_Storage.docx
@@ -1767,6 +1767,17 @@
       </w:r>
       <w:r>
         <w:t>get the drive when they open a new connection with a token whose user or role the administrator chose. Open connections keep what they had, so reconnect after the administrator has changed the access.</w:t>
+      </w:r>
+    </w:p>
+    <w:p>
+      <w:pPr>
+        <w:pStyle w:val="ListBullet"/>
+      </w:pPr>
+      <w:r>
+        <w:rPr>
+          <w:b/>
+        </w:rPr>
+        <w:t>An application can ask which drives it may offer: GET /mlw/v1/storage/drives (Bearer token) returns the drives the token's user may use now, each with its name, its /drives/&lt;name&gt; path and a read_only flag (true if the drive, or the user, is read-only). Drives that are unmounted or not enabled for the user are not listed.</w:t>
       </w:r>
     </w:p>
     <w:p>

--- a/doc/mlw-storage_Removable_Storage.docx
+++ b/doc/mlw-storage_Removable_Storage.docx
@@ -648,7 +648,7 @@
           <w:fldChar w:fldCharType="separate"/>
         </w:r>
         <w:r>
-          <w:t xml:space="preserve">6</w:t>
+          <w:t xml:space="preserve">7</w:t>
         </w:r>
         <w:r>
           <w:fldChar w:fldCharType="end"/>
@@ -2284,7 +2284,7 @@
     </w:p>
     <w:p>
       <w:r>
-        <w:t>Drives that are mounted below the media directory but not detected (a FUSE, exFAT-fuse or network mount, or a device without a sysfs entry) can be added manually. Press Add drive at the top right of the Drives page and fill in the dialog:</w:t>
+        <w:t>Drives that are mounted below the media directory but not detected (a FUSE, exFAT-fuse or network mount, or a device without a sysfs entry) can be added manually. Press Add drive below the list of drives, at the right of the Drives page, and fill in the dialog:</w:t>
       </w:r>
     </w:p>
     <w:tbl>
